--- a/TS Jatai Ghanam Project/TS 1.4/TS 1.4 Ghanam Tamil Corrections.docx
+++ b/TS Jatai Ghanam Project/TS 1.4/TS 1.4 Ghanam Tamil Corrections.docx
@@ -79,7 +79,7 @@
     </w:p>
     <w:tbl>
       <w:tblPr>
-        <w:tblW w:w="14962" w:type="dxa"/>
+        <w:tblW w:w="14396" w:type="dxa"/>
         <w:tblInd w:w="-792" w:type="dxa"/>
         <w:tblBorders>
           <w:top w:val="single" w:sz="4" w:space="0" w:color="000000"/>
@@ -93,7 +93,7 @@
       </w:tblPr>
       <w:tblGrid>
         <w:gridCol w:w="7450"/>
-        <w:gridCol w:w="7512"/>
+        <w:gridCol w:w="6946"/>
       </w:tblGrid>
       <w:tr>
         <w:tc>
@@ -122,7 +122,7 @@
         </w:tc>
         <w:tc>
           <w:tcPr>
-            <w:tcW w:w="7512" w:type="dxa"/>
+            <w:tcW w:w="6946" w:type="dxa"/>
           </w:tcPr>
           <w:p>
             <w:pPr>
@@ -749,7 +749,7 @@
         </w:tc>
         <w:tc>
           <w:tcPr>
-            <w:tcW w:w="7512" w:type="dxa"/>
+            <w:tcW w:w="6946" w:type="dxa"/>
           </w:tcPr>
           <w:p>
             <w:pPr>
@@ -1336,6 +1336,699 @@
               <w:autoSpaceDN w:val="0"/>
               <w:adjustRightInd w:val="0"/>
               <w:spacing w:before="0" w:line="240" w:lineRule="auto"/>
+              <w:rPr>
+                <w:rFonts w:cs="Latha"/>
+                <w:b/>
+                <w:bCs/>
+                <w:szCs w:val="28"/>
+                <w:cs/>
+                <w:lang w:bidi="ta-IN"/>
+              </w:rPr>
+            </w:pPr>
+          </w:p>
+        </w:tc>
+      </w:tr>
+      <w:tr>
+        <w:trPr>
+          <w:trHeight w:val="1545"/>
+        </w:trPr>
+        <w:tc>
+          <w:tcPr>
+            <w:tcW w:w="7450" w:type="dxa"/>
+          </w:tcPr>
+          <w:p>
+            <w:pPr>
+              <w:autoSpaceDE w:val="0"/>
+              <w:autoSpaceDN w:val="0"/>
+              <w:adjustRightInd w:val="0"/>
+              <w:rPr>
+                <w:rFonts w:ascii="Latha" w:hAnsi="Latha" w:cs="Latha"/>
+                <w:szCs w:val="28"/>
+                <w:lang w:bidi="ta-IN"/>
+              </w:rPr>
+            </w:pPr>
+            <w:r>
+              <w:rPr>
+                <w:rFonts w:cs="Latha"/>
+                <w:b/>
+                <w:bCs/>
+                <w:szCs w:val="28"/>
+                <w:cs/>
+                <w:lang w:bidi="ta-IN"/>
+              </w:rPr>
+              <w:t>23</w:t>
+            </w:r>
+            <w:r>
+              <w:rPr>
+                <w:rFonts w:cs="Latha"/>
+                <w:b/>
+                <w:bCs/>
+                <w:szCs w:val="28"/>
+                <w:cs/>
+                <w:lang w:bidi="ta-IN"/>
+              </w:rPr>
+              <w:t>)</w:t>
+            </w:r>
+            <w:r>
+              <w:rPr>
+                <w:rFonts w:ascii="Latha" w:hAnsi="Latha" w:cs="Latha"/>
+                <w:szCs w:val="28"/>
+                <w:lang w:bidi="ta-IN"/>
+              </w:rPr>
+              <w:tab/>
+            </w:r>
+            <w:r>
+              <w:rPr>
+                <w:rFonts w:cs="Latha"/>
+                <w:b/>
+                <w:bCs/>
+                <w:szCs w:val="28"/>
+                <w:cs/>
+                <w:lang w:bidi="ta-IN"/>
+              </w:rPr>
+              <w:t>1</w:t>
+            </w:r>
+            <w:r>
+              <w:rPr>
+                <w:rFonts w:cs="Latha"/>
+                <w:b/>
+                <w:bCs/>
+                <w:szCs w:val="28"/>
+                <w:lang w:bidi="ta-IN"/>
+              </w:rPr>
+              <w:t>.</w:t>
+            </w:r>
+            <w:r>
+              <w:rPr>
+                <w:rFonts w:cs="Latha"/>
+                <w:b/>
+                <w:bCs/>
+                <w:szCs w:val="28"/>
+                <w:cs/>
+                <w:lang w:bidi="ta-IN"/>
+              </w:rPr>
+              <w:t>4</w:t>
+            </w:r>
+            <w:r>
+              <w:rPr>
+                <w:rFonts w:cs="Latha"/>
+                <w:b/>
+                <w:bCs/>
+                <w:szCs w:val="28"/>
+                <w:cs/>
+                <w:lang w:bidi="ta-IN"/>
+              </w:rPr>
+              <w:t>.4</w:t>
+            </w:r>
+            <w:r>
+              <w:rPr>
+                <w:rFonts w:cs="Latha"/>
+                <w:b/>
+                <w:bCs/>
+                <w:szCs w:val="28"/>
+                <w:cs/>
+                <w:lang w:bidi="ta-IN"/>
+              </w:rPr>
+              <w:t>2</w:t>
+            </w:r>
+            <w:r>
+              <w:rPr>
+                <w:rFonts w:cs="Latha"/>
+                <w:b/>
+                <w:bCs/>
+                <w:szCs w:val="28"/>
+                <w:lang w:bidi="ta-IN"/>
+              </w:rPr>
+              <w:t>.</w:t>
+            </w:r>
+            <w:r>
+              <w:rPr>
+                <w:rFonts w:cs="Latha"/>
+                <w:b/>
+                <w:bCs/>
+                <w:szCs w:val="28"/>
+                <w:cs/>
+                <w:lang w:bidi="ta-IN"/>
+              </w:rPr>
+              <w:t>1</w:t>
+            </w:r>
+            <w:r>
+              <w:rPr>
+                <w:rFonts w:cs="Latha"/>
+                <w:b/>
+                <w:bCs/>
+                <w:szCs w:val="28"/>
+                <w:lang w:bidi="ta-IN"/>
+              </w:rPr>
+              <w:t>(</w:t>
+            </w:r>
+            <w:r>
+              <w:rPr>
+                <w:rFonts w:cs="Latha"/>
+                <w:b/>
+                <w:bCs/>
+                <w:szCs w:val="28"/>
+                <w:cs/>
+                <w:lang w:bidi="ta-IN"/>
+              </w:rPr>
+              <w:t>19</w:t>
+            </w:r>
+            <w:r>
+              <w:rPr>
+                <w:rFonts w:cs="Latha"/>
+                <w:b/>
+                <w:bCs/>
+                <w:szCs w:val="28"/>
+                <w:lang w:bidi="ta-IN"/>
+              </w:rPr>
+              <w:t>)</w:t>
+            </w:r>
+            <w:r>
+              <w:rPr>
+                <w:rFonts w:ascii="Latha" w:hAnsi="Latha" w:cs="Latha"/>
+                <w:szCs w:val="28"/>
+                <w:lang w:bidi="ta-IN"/>
+              </w:rPr>
+              <w:t xml:space="preserve">-  </w:t>
+            </w:r>
+            <w:r>
+              <w:rPr>
+                <w:rFonts w:ascii="Latha" w:hAnsi="Latha" w:cs="Latha"/>
+                <w:szCs w:val="28"/>
+                <w:cs/>
+                <w:lang w:bidi="ta-IN"/>
+              </w:rPr>
+              <w:t>ந</w:t>
+            </w:r>
+            <w:r>
+              <w:rPr>
+                <w:rFonts w:ascii="BRH Tamil Tab Extra" w:hAnsi="BRH Tamil Tab Extra" w:cs="Latha"/>
+                <w:b/>
+                <w:bCs/>
+                <w:sz w:val="32"/>
+                <w:szCs w:val="28"/>
+                <w:lang w:bidi="ta-IN"/>
+              </w:rPr>
+              <w:t>…</w:t>
+            </w:r>
+            <w:r>
+              <w:rPr>
+                <w:rFonts w:cs="Latha"/>
+                <w:b/>
+                <w:bCs/>
+                <w:szCs w:val="28"/>
+                <w:cs/>
+                <w:lang w:bidi="ta-IN"/>
+              </w:rPr>
+              <w:t>:</w:t>
+            </w:r>
+            <w:r>
+              <w:rPr>
+                <w:rFonts w:ascii="Latha" w:hAnsi="Latha" w:cs="Latha"/>
+                <w:szCs w:val="28"/>
+                <w:cs/>
+                <w:lang w:bidi="ta-IN"/>
+              </w:rPr>
+              <w:t xml:space="preserve"> </w:t>
+            </w:r>
+            <w:r>
+              <w:rPr>
+                <w:rFonts w:ascii="Latha" w:hAnsi="Latha" w:cs="Latha"/>
+                <w:szCs w:val="28"/>
+                <w:lang w:bidi="ta-IN"/>
+              </w:rPr>
+              <w:t xml:space="preserve">|| </w:t>
+            </w:r>
+          </w:p>
+          <w:p>
+            <w:pPr>
+              <w:autoSpaceDE w:val="0"/>
+              <w:autoSpaceDN w:val="0"/>
+              <w:adjustRightInd w:val="0"/>
+              <w:rPr>
+                <w:rFonts w:cs="BRH Malayalam Extra"/>
+                <w:color w:val="000000"/>
+                <w:szCs w:val="40"/>
+                <w:lang w:val="it-IT"/>
+              </w:rPr>
+            </w:pPr>
+            <w:r>
+              <w:rPr>
+                <w:rFonts w:ascii="Latha" w:hAnsi="Latha" w:cs="Latha"/>
+                <w:szCs w:val="28"/>
+                <w:cs/>
+                <w:lang w:bidi="ta-IN"/>
+              </w:rPr>
+              <w:t>ந</w:t>
+            </w:r>
+            <w:r>
+              <w:rPr>
+                <w:rFonts w:ascii="BRH Tamil Tab Extra" w:hAnsi="BRH Tamil Tab Extra" w:cs="Latha"/>
+                <w:b/>
+                <w:bCs/>
+                <w:sz w:val="32"/>
+                <w:szCs w:val="28"/>
+                <w:lang w:bidi="ta-IN"/>
+              </w:rPr>
+              <w:t>…</w:t>
+            </w:r>
+            <w:r>
+              <w:rPr>
+                <w:rFonts w:ascii="Latha" w:hAnsi="Latha" w:cs="Latha"/>
+                <w:szCs w:val="28"/>
+                <w:lang w:bidi="ta-IN"/>
+              </w:rPr>
+              <w:t xml:space="preserve"> </w:t>
+            </w:r>
+            <w:r>
+              <w:rPr>
+                <w:rFonts w:ascii="Latha" w:hAnsi="Latha" w:cs="Latha"/>
+                <w:szCs w:val="28"/>
+                <w:cs/>
+                <w:lang w:bidi="ta-IN"/>
+              </w:rPr>
+              <w:t>இதி</w:t>
+            </w:r>
+            <w:r>
+              <w:rPr>
+                <w:rFonts w:ascii="BRH Tamil Tab Extra" w:hAnsi="BRH Tamil Tab Extra" w:cs="Latha"/>
+                <w:b/>
+                <w:bCs/>
+                <w:sz w:val="32"/>
+                <w:szCs w:val="28"/>
+                <w:lang w:bidi="ta-IN"/>
+              </w:rPr>
+              <w:t>†</w:t>
+            </w:r>
+            <w:r>
+              <w:rPr>
+                <w:rFonts w:ascii="Latha" w:hAnsi="Latha" w:cs="Latha"/>
+                <w:szCs w:val="28"/>
+                <w:lang w:bidi="ta-IN"/>
+              </w:rPr>
+              <w:t xml:space="preserve"> </w:t>
+            </w:r>
+            <w:r>
+              <w:rPr>
+                <w:rFonts w:ascii="Latha" w:hAnsi="Latha" w:cs="Latha"/>
+                <w:szCs w:val="28"/>
+                <w:highlight w:val="yellow"/>
+                <w:cs/>
+                <w:lang w:bidi="ta-IN"/>
+              </w:rPr>
+              <w:t>ந</w:t>
+            </w:r>
+            <w:r>
+              <w:rPr>
+                <w:rFonts w:ascii="BRH Tamil Tab Extra" w:hAnsi="BRH Tamil Tab Extra" w:cs="Latha"/>
+                <w:b/>
+                <w:bCs/>
+                <w:sz w:val="32"/>
+                <w:szCs w:val="28"/>
+                <w:highlight w:val="yellow"/>
+                <w:lang w:bidi="ta-IN"/>
+              </w:rPr>
+              <w:t>…</w:t>
+            </w:r>
+            <w:r>
+              <w:rPr>
+                <w:rFonts w:cs="Latha"/>
+                <w:b/>
+                <w:bCs/>
+                <w:szCs w:val="28"/>
+                <w:highlight w:val="yellow"/>
+                <w:cs/>
+                <w:lang w:bidi="ta-IN"/>
+              </w:rPr>
+              <w:t>:</w:t>
+            </w:r>
+            <w:r>
+              <w:rPr>
+                <w:rFonts w:ascii="Latha" w:hAnsi="Latha" w:cs="Latha"/>
+                <w:szCs w:val="28"/>
+                <w:cs/>
+                <w:lang w:bidi="ta-IN"/>
+              </w:rPr>
+              <w:t xml:space="preserve"> </w:t>
+            </w:r>
+            <w:r>
+              <w:rPr>
+                <w:rFonts w:ascii="Latha" w:hAnsi="Latha" w:cs="Latha"/>
+                <w:szCs w:val="28"/>
+                <w:lang w:bidi="ta-IN"/>
+              </w:rPr>
+              <w:t xml:space="preserve">| </w:t>
+            </w:r>
+          </w:p>
+        </w:tc>
+        <w:tc>
+          <w:tcPr>
+            <w:tcW w:w="6946" w:type="dxa"/>
+          </w:tcPr>
+          <w:p>
+            <w:pPr>
+              <w:autoSpaceDE w:val="0"/>
+              <w:autoSpaceDN w:val="0"/>
+              <w:adjustRightInd w:val="0"/>
+              <w:rPr>
+                <w:rFonts w:ascii="Latha" w:hAnsi="Latha" w:cs="Latha"/>
+                <w:szCs w:val="28"/>
+                <w:lang w:bidi="ta-IN"/>
+              </w:rPr>
+            </w:pPr>
+            <w:r>
+              <w:rPr>
+                <w:rFonts w:cs="Latha"/>
+                <w:b/>
+                <w:bCs/>
+                <w:szCs w:val="28"/>
+                <w:cs/>
+                <w:lang w:bidi="ta-IN"/>
+              </w:rPr>
+              <w:t>23</w:t>
+            </w:r>
+            <w:r>
+              <w:rPr>
+                <w:rFonts w:cs="Latha"/>
+                <w:b/>
+                <w:bCs/>
+                <w:szCs w:val="28"/>
+                <w:cs/>
+                <w:lang w:bidi="ta-IN"/>
+              </w:rPr>
+              <w:t>)</w:t>
+            </w:r>
+            <w:r>
+              <w:rPr>
+                <w:rFonts w:ascii="Latha" w:hAnsi="Latha" w:cs="Latha"/>
+                <w:szCs w:val="28"/>
+                <w:lang w:bidi="ta-IN"/>
+              </w:rPr>
+              <w:tab/>
+            </w:r>
+            <w:r>
+              <w:rPr>
+                <w:rFonts w:cs="Latha"/>
+                <w:b/>
+                <w:bCs/>
+                <w:szCs w:val="28"/>
+                <w:cs/>
+                <w:lang w:bidi="ta-IN"/>
+              </w:rPr>
+              <w:t>1</w:t>
+            </w:r>
+            <w:r>
+              <w:rPr>
+                <w:rFonts w:cs="Latha"/>
+                <w:b/>
+                <w:bCs/>
+                <w:szCs w:val="28"/>
+                <w:lang w:bidi="ta-IN"/>
+              </w:rPr>
+              <w:t>.</w:t>
+            </w:r>
+            <w:r>
+              <w:rPr>
+                <w:rFonts w:cs="Latha"/>
+                <w:b/>
+                <w:bCs/>
+                <w:szCs w:val="28"/>
+                <w:cs/>
+                <w:lang w:bidi="ta-IN"/>
+              </w:rPr>
+              <w:t>4</w:t>
+            </w:r>
+            <w:r>
+              <w:rPr>
+                <w:rFonts w:cs="Latha"/>
+                <w:b/>
+                <w:bCs/>
+                <w:szCs w:val="28"/>
+                <w:cs/>
+                <w:lang w:bidi="ta-IN"/>
+              </w:rPr>
+              <w:t>.4</w:t>
+            </w:r>
+            <w:r>
+              <w:rPr>
+                <w:rFonts w:cs="Latha"/>
+                <w:b/>
+                <w:bCs/>
+                <w:szCs w:val="28"/>
+                <w:cs/>
+                <w:lang w:bidi="ta-IN"/>
+              </w:rPr>
+              <w:t>2</w:t>
+            </w:r>
+            <w:r>
+              <w:rPr>
+                <w:rFonts w:cs="Latha"/>
+                <w:b/>
+                <w:bCs/>
+                <w:szCs w:val="28"/>
+                <w:lang w:bidi="ta-IN"/>
+              </w:rPr>
+              <w:t>.</w:t>
+            </w:r>
+            <w:r>
+              <w:rPr>
+                <w:rFonts w:cs="Latha"/>
+                <w:b/>
+                <w:bCs/>
+                <w:szCs w:val="28"/>
+                <w:cs/>
+                <w:lang w:bidi="ta-IN"/>
+              </w:rPr>
+              <w:t>1</w:t>
+            </w:r>
+            <w:r>
+              <w:rPr>
+                <w:rFonts w:cs="Latha"/>
+                <w:b/>
+                <w:bCs/>
+                <w:szCs w:val="28"/>
+                <w:lang w:bidi="ta-IN"/>
+              </w:rPr>
+              <w:t>(</w:t>
+            </w:r>
+            <w:r>
+              <w:rPr>
+                <w:rFonts w:cs="Latha"/>
+                <w:b/>
+                <w:bCs/>
+                <w:szCs w:val="28"/>
+                <w:cs/>
+                <w:lang w:bidi="ta-IN"/>
+              </w:rPr>
+              <w:t>19</w:t>
+            </w:r>
+            <w:r>
+              <w:rPr>
+                <w:rFonts w:cs="Latha"/>
+                <w:b/>
+                <w:bCs/>
+                <w:szCs w:val="28"/>
+                <w:lang w:bidi="ta-IN"/>
+              </w:rPr>
+              <w:t>)</w:t>
+            </w:r>
+            <w:r>
+              <w:rPr>
+                <w:rFonts w:ascii="Latha" w:hAnsi="Latha" w:cs="Latha"/>
+                <w:szCs w:val="28"/>
+                <w:lang w:bidi="ta-IN"/>
+              </w:rPr>
+              <w:t xml:space="preserve">-  </w:t>
+            </w:r>
+            <w:r>
+              <w:rPr>
+                <w:rFonts w:ascii="Latha" w:hAnsi="Latha" w:cs="Latha"/>
+                <w:szCs w:val="28"/>
+                <w:cs/>
+                <w:lang w:bidi="ta-IN"/>
+              </w:rPr>
+              <w:t>ந</w:t>
+            </w:r>
+            <w:r>
+              <w:rPr>
+                <w:rFonts w:ascii="BRH Tamil Tab Extra" w:hAnsi="BRH Tamil Tab Extra" w:cs="Latha"/>
+                <w:b/>
+                <w:bCs/>
+                <w:sz w:val="32"/>
+                <w:szCs w:val="28"/>
+                <w:lang w:bidi="ta-IN"/>
+              </w:rPr>
+              <w:t>…</w:t>
+            </w:r>
+            <w:r>
+              <w:rPr>
+                <w:rFonts w:cs="Latha"/>
+                <w:b/>
+                <w:bCs/>
+                <w:szCs w:val="28"/>
+                <w:cs/>
+                <w:lang w:bidi="ta-IN"/>
+              </w:rPr>
+              <w:t>:</w:t>
+            </w:r>
+            <w:r>
+              <w:rPr>
+                <w:rFonts w:ascii="Latha" w:hAnsi="Latha" w:cs="Latha"/>
+                <w:szCs w:val="28"/>
+                <w:cs/>
+                <w:lang w:bidi="ta-IN"/>
+              </w:rPr>
+              <w:t xml:space="preserve"> </w:t>
+            </w:r>
+            <w:r>
+              <w:rPr>
+                <w:rFonts w:ascii="Latha" w:hAnsi="Latha" w:cs="Latha"/>
+                <w:szCs w:val="28"/>
+                <w:lang w:bidi="ta-IN"/>
+              </w:rPr>
+              <w:t xml:space="preserve">|| </w:t>
+            </w:r>
+          </w:p>
+          <w:p>
+            <w:pPr>
+              <w:autoSpaceDE w:val="0"/>
+              <w:autoSpaceDN w:val="0"/>
+              <w:adjustRightInd w:val="0"/>
+              <w:rPr>
+                <w:rFonts w:cs="BRH Malayalam Extra"/>
+                <w:color w:val="000000"/>
+                <w:szCs w:val="40"/>
+                <w:lang w:val="it-IT"/>
+              </w:rPr>
+            </w:pPr>
+            <w:r>
+              <w:rPr>
+                <w:rFonts w:ascii="Latha" w:hAnsi="Latha" w:cs="Latha"/>
+                <w:szCs w:val="28"/>
+                <w:cs/>
+                <w:lang w:bidi="ta-IN"/>
+              </w:rPr>
+              <w:t>ந</w:t>
+            </w:r>
+            <w:r>
+              <w:rPr>
+                <w:rFonts w:ascii="BRH Tamil Tab Extra" w:hAnsi="BRH Tamil Tab Extra" w:cs="Latha"/>
+                <w:b/>
+                <w:bCs/>
+                <w:sz w:val="32"/>
+                <w:szCs w:val="28"/>
+                <w:lang w:bidi="ta-IN"/>
+              </w:rPr>
+              <w:t>…</w:t>
+            </w:r>
+            <w:r>
+              <w:rPr>
+                <w:rFonts w:ascii="Latha" w:hAnsi="Latha" w:cs="Latha"/>
+                <w:szCs w:val="28"/>
+                <w:lang w:bidi="ta-IN"/>
+              </w:rPr>
+              <w:t xml:space="preserve"> </w:t>
+            </w:r>
+            <w:r>
+              <w:rPr>
+                <w:rFonts w:ascii="Latha" w:hAnsi="Latha" w:cs="Latha"/>
+                <w:szCs w:val="28"/>
+                <w:cs/>
+                <w:lang w:bidi="ta-IN"/>
+              </w:rPr>
+              <w:t>இதி</w:t>
+            </w:r>
+            <w:r>
+              <w:rPr>
+                <w:rFonts w:ascii="BRH Tamil Tab Extra" w:hAnsi="BRH Tamil Tab Extra" w:cs="Latha"/>
+                <w:b/>
+                <w:bCs/>
+                <w:sz w:val="32"/>
+                <w:szCs w:val="28"/>
+                <w:lang w:bidi="ta-IN"/>
+              </w:rPr>
+              <w:t>†</w:t>
+            </w:r>
+            <w:r>
+              <w:rPr>
+                <w:rFonts w:ascii="Latha" w:hAnsi="Latha" w:cs="Latha"/>
+                <w:szCs w:val="28"/>
+                <w:lang w:bidi="ta-IN"/>
+              </w:rPr>
+              <w:t xml:space="preserve"> </w:t>
+            </w:r>
+            <w:r>
+              <w:rPr>
+                <w:rFonts w:ascii="Latha" w:hAnsi="Latha" w:cs="Latha"/>
+                <w:szCs w:val="28"/>
+                <w:highlight w:val="green"/>
+                <w:cs/>
+                <w:lang w:bidi="ta-IN"/>
+              </w:rPr>
+              <w:t>ந</w:t>
+            </w:r>
+            <w:r>
+              <w:rPr>
+                <w:rFonts w:cs="Latha"/>
+                <w:b/>
+                <w:bCs/>
+                <w:szCs w:val="28"/>
+                <w:highlight w:val="green"/>
+                <w:cs/>
+                <w:lang w:bidi="ta-IN"/>
+              </w:rPr>
+              <w:t>:</w:t>
+            </w:r>
+            <w:r>
+              <w:rPr>
+                <w:rFonts w:ascii="Latha" w:hAnsi="Latha" w:cs="Latha"/>
+                <w:szCs w:val="28"/>
+                <w:cs/>
+                <w:lang w:bidi="ta-IN"/>
+              </w:rPr>
+              <w:t xml:space="preserve"> </w:t>
+            </w:r>
+            <w:r>
+              <w:rPr>
+                <w:rFonts w:ascii="Latha" w:hAnsi="Latha" w:cs="Latha"/>
+                <w:szCs w:val="28"/>
+                <w:lang w:bidi="ta-IN"/>
+              </w:rPr>
+              <w:t xml:space="preserve">| </w:t>
+            </w:r>
+          </w:p>
+        </w:tc>
+      </w:tr>
+      <w:tr>
+        <w:tc>
+          <w:tcPr>
+            <w:tcW w:w="7450" w:type="dxa"/>
+          </w:tcPr>
+          <w:p>
+            <w:pPr>
+              <w:autoSpaceDE w:val="0"/>
+              <w:autoSpaceDN w:val="0"/>
+              <w:adjustRightInd w:val="0"/>
+              <w:rPr>
+                <w:rFonts w:cs="Latha"/>
+                <w:b/>
+                <w:bCs/>
+                <w:szCs w:val="28"/>
+                <w:cs/>
+                <w:lang w:bidi="ta-IN"/>
+              </w:rPr>
+            </w:pPr>
+          </w:p>
+        </w:tc>
+        <w:tc>
+          <w:tcPr>
+            <w:tcW w:w="6946" w:type="dxa"/>
+          </w:tcPr>
+          <w:p>
+            <w:pPr>
+              <w:autoSpaceDE w:val="0"/>
+              <w:autoSpaceDN w:val="0"/>
+              <w:adjustRightInd w:val="0"/>
               <w:rPr>
                 <w:rFonts w:cs="Latha"/>
                 <w:b/>
@@ -1644,6 +2337,7 @@
                 <w:cs/>
                 <w:lang w:bidi="ta-IN"/>
               </w:rPr>
+              <w:lastRenderedPageBreak/>
               <w:t>39</w:t>
             </w:r>
             <w:r>
@@ -2590,7 +3284,6 @@
                 <w:cs/>
                 <w:lang w:bidi="ta-IN"/>
               </w:rPr>
-              <w:lastRenderedPageBreak/>
               <w:t>த்வா</w:t>
             </w:r>
             <w:r>
@@ -4707,7 +5400,6 @@
                 <w:cs/>
                 <w:lang w:bidi="ta-IN"/>
               </w:rPr>
-              <w:lastRenderedPageBreak/>
               <w:t>39</w:t>
             </w:r>
             <w:r>
@@ -5622,7 +6314,6 @@
                 <w:cs/>
                 <w:lang w:bidi="ta-IN"/>
               </w:rPr>
-              <w:lastRenderedPageBreak/>
               <w:t>த்வா</w:t>
             </w:r>
             <w:r>
@@ -24359,6 +25050,7 @@
                 <w:cs/>
                 <w:lang w:bidi="ta-IN"/>
               </w:rPr>
+              <w:lastRenderedPageBreak/>
               <w:t>28</w:t>
             </w:r>
             <w:r>
@@ -48455,6 +49147,7 @@
                 <w:cs/>
                 <w:lang w:bidi="ta-IN"/>
               </w:rPr>
+              <w:lastRenderedPageBreak/>
               <w:t>21</w:t>
             </w:r>
             <w:r>

--- a/TS Jatai Ghanam Project/TS 1.4/TS 1.4 Ghanam Tamil Corrections.docx
+++ b/TS Jatai Ghanam Project/TS 1.4/TS 1.4 Ghanam Tamil Corrections.docx
@@ -50,10 +50,9 @@
           <w:bCs/>
           <w:sz w:val="32"/>
           <w:szCs w:val="32"/>
-          <w:highlight w:val="red"/>
           <w:u w:val="single"/>
         </w:rPr>
-        <w:t>?????</w:t>
+        <w:t>30th June 2026</w:t>
       </w:r>
     </w:p>
     <w:p>
@@ -1999,49 +1998,121 @@
           </w:p>
         </w:tc>
       </w:tr>
-      <w:tr>
-        <w:tc>
-          <w:tcPr>
-            <w:tcW w:w="7450" w:type="dxa"/>
-          </w:tcPr>
-          <w:p>
-            <w:pPr>
-              <w:autoSpaceDE w:val="0"/>
-              <w:autoSpaceDN w:val="0"/>
-              <w:adjustRightInd w:val="0"/>
-              <w:rPr>
-                <w:rFonts w:cs="Latha"/>
-                <w:b/>
-                <w:bCs/>
-                <w:szCs w:val="28"/>
-                <w:cs/>
-                <w:lang w:bidi="ta-IN"/>
-              </w:rPr>
-            </w:pPr>
-          </w:p>
-        </w:tc>
-        <w:tc>
-          <w:tcPr>
-            <w:tcW w:w="6946" w:type="dxa"/>
-          </w:tcPr>
-          <w:p>
-            <w:pPr>
-              <w:autoSpaceDE w:val="0"/>
-              <w:autoSpaceDN w:val="0"/>
-              <w:adjustRightInd w:val="0"/>
-              <w:rPr>
-                <w:rFonts w:cs="Latha"/>
-                <w:b/>
-                <w:bCs/>
-                <w:szCs w:val="28"/>
-                <w:cs/>
-                <w:lang w:bidi="ta-IN"/>
-              </w:rPr>
-            </w:pPr>
-          </w:p>
-        </w:tc>
-      </w:tr>
     </w:tbl>
+    <w:p>
+      <w:pPr>
+        <w:spacing w:before="0" w:line="240" w:lineRule="auto"/>
+        <w:jc w:val="center"/>
+        <w:rPr>
+          <w:b/>
+          <w:bCs/>
+          <w:sz w:val="32"/>
+          <w:szCs w:val="32"/>
+          <w:u w:val="single"/>
+        </w:rPr>
+      </w:pPr>
+      <w:r>
+        <w:rPr>
+          <w:b/>
+          <w:bCs/>
+          <w:sz w:val="32"/>
+          <w:szCs w:val="32"/>
+          <w:u w:val="single"/>
+        </w:rPr>
+        <w:t>=========</w:t>
+      </w:r>
+    </w:p>
+    <w:p>
+      <w:pPr>
+        <w:spacing w:before="0" w:line="240" w:lineRule="auto"/>
+        <w:jc w:val="center"/>
+        <w:rPr>
+          <w:b/>
+          <w:bCs/>
+          <w:sz w:val="32"/>
+          <w:szCs w:val="32"/>
+          <w:u w:val="single"/>
+        </w:rPr>
+      </w:pPr>
+    </w:p>
+    <w:p>
+      <w:pPr>
+        <w:spacing w:before="0" w:line="240" w:lineRule="auto"/>
+        <w:jc w:val="center"/>
+        <w:rPr>
+          <w:b/>
+          <w:bCs/>
+          <w:sz w:val="32"/>
+          <w:szCs w:val="32"/>
+          <w:u w:val="single"/>
+        </w:rPr>
+      </w:pPr>
+    </w:p>
+    <w:p>
+      <w:pPr>
+        <w:spacing w:before="0" w:line="240" w:lineRule="auto"/>
+        <w:jc w:val="center"/>
+        <w:rPr>
+          <w:b/>
+          <w:bCs/>
+          <w:sz w:val="32"/>
+          <w:szCs w:val="32"/>
+          <w:u w:val="single"/>
+        </w:rPr>
+      </w:pPr>
+    </w:p>
+    <w:p>
+      <w:pPr>
+        <w:spacing w:before="0" w:line="240" w:lineRule="auto"/>
+        <w:jc w:val="center"/>
+        <w:rPr>
+          <w:b/>
+          <w:bCs/>
+          <w:sz w:val="32"/>
+          <w:szCs w:val="32"/>
+          <w:u w:val="single"/>
+        </w:rPr>
+      </w:pPr>
+    </w:p>
+    <w:p>
+      <w:pPr>
+        <w:spacing w:before="0" w:line="240" w:lineRule="auto"/>
+        <w:jc w:val="center"/>
+        <w:rPr>
+          <w:b/>
+          <w:bCs/>
+          <w:sz w:val="32"/>
+          <w:szCs w:val="32"/>
+          <w:u w:val="single"/>
+        </w:rPr>
+      </w:pPr>
+    </w:p>
+    <w:p>
+      <w:pPr>
+        <w:spacing w:before="0" w:line="240" w:lineRule="auto"/>
+        <w:jc w:val="center"/>
+        <w:rPr>
+          <w:b/>
+          <w:bCs/>
+          <w:sz w:val="32"/>
+          <w:szCs w:val="32"/>
+          <w:u w:val="single"/>
+        </w:rPr>
+      </w:pPr>
+    </w:p>
+    <w:p>
+      <w:pPr>
+        <w:spacing w:before="0" w:line="240" w:lineRule="auto"/>
+        <w:jc w:val="center"/>
+        <w:rPr>
+          <w:b/>
+          <w:bCs/>
+          <w:sz w:val="32"/>
+          <w:szCs w:val="32"/>
+          <w:u w:val="single"/>
+        </w:rPr>
+      </w:pPr>
+    </w:p>
     <w:p>
       <w:pPr>
         <w:spacing w:before="0" w:line="240" w:lineRule="auto"/>
@@ -2088,6 +2159,7 @@
           <w:szCs w:val="32"/>
           <w:u w:val="single"/>
         </w:rPr>
+        <w:lastRenderedPageBreak/>
         <w:t xml:space="preserve">TS </w:t>
       </w:r>
       <w:r>
@@ -2337,7 +2409,6 @@
                 <w:cs/>
                 <w:lang w:bidi="ta-IN"/>
               </w:rPr>
-              <w:lastRenderedPageBreak/>
               <w:t>39</w:t>
             </w:r>
             <w:r>
@@ -4397,6 +4468,7 @@
                 <w:cs/>
                 <w:lang w:bidi="ta-IN"/>
               </w:rPr>
+              <w:lastRenderedPageBreak/>
               <w:t>ஸு</w:t>
             </w:r>
             <w:r>
@@ -5400,6 +5472,7 @@
                 <w:cs/>
                 <w:lang w:bidi="ta-IN"/>
               </w:rPr>
+              <w:lastRenderedPageBreak/>
               <w:t>39</w:t>
             </w:r>
             <w:r>
@@ -7529,6 +7602,7 @@
                 <w:cs/>
                 <w:lang w:bidi="ta-IN"/>
               </w:rPr>
+              <w:lastRenderedPageBreak/>
               <w:t>ஸுப</w:t>
             </w:r>
             <w:r>
@@ -11193,6 +11267,7 @@
                 <w:szCs w:val="28"/>
                 <w:lang w:bidi="ta-IN"/>
               </w:rPr>
+              <w:lastRenderedPageBreak/>
               <w:t>47</w:t>
             </w:r>
             <w:r>
@@ -13697,7 +13772,6 @@
                 <w:cs/>
                 <w:lang w:bidi="ta-IN"/>
               </w:rPr>
-              <w:lastRenderedPageBreak/>
               <w:t>22</w:t>
             </w:r>
             <w:r>
@@ -15577,7 +15651,17 @@
                 <w:cs/>
                 <w:lang w:bidi="ta-IN"/>
               </w:rPr>
-              <w:t xml:space="preserve"> ஸ</w:t>
+              <w:t xml:space="preserve"> </w:t>
+            </w:r>
+            <w:r>
+              <w:rPr>
+                <w:rFonts w:ascii="Latha" w:hAnsi="Latha" w:cs="Latha"/>
+                <w:szCs w:val="28"/>
+                <w:cs/>
+                <w:lang w:bidi="ta-IN"/>
+              </w:rPr>
+              <w:lastRenderedPageBreak/>
+              <w:t>ஸ</w:t>
             </w:r>
             <w:r>
               <w:rPr>
@@ -16128,6 +16212,7 @@
                 <w:cs/>
                 <w:lang w:bidi="ta-IN"/>
               </w:rPr>
+              <w:lastRenderedPageBreak/>
               <w:t>28</w:t>
             </w:r>
             <w:r>
@@ -16791,7 +16876,17 @@
                 <w:cs/>
                 <w:lang w:bidi="ta-IN"/>
               </w:rPr>
-              <w:t xml:space="preserve"> ஸ</w:t>
+              <w:t xml:space="preserve"> </w:t>
+            </w:r>
+            <w:r>
+              <w:rPr>
+                <w:rFonts w:ascii="Latha" w:hAnsi="Latha" w:cs="Latha"/>
+                <w:szCs w:val="28"/>
+                <w:cs/>
+                <w:lang w:bidi="ta-IN"/>
+              </w:rPr>
+              <w:lastRenderedPageBreak/>
+              <w:t>ஸ</w:t>
             </w:r>
             <w:r>
               <w:rPr>
@@ -17355,6 +17450,7 @@
                 <w:cs/>
                 <w:lang w:bidi="ta-IN"/>
               </w:rPr>
+              <w:lastRenderedPageBreak/>
               <w:t>23</w:t>
             </w:r>
             <w:r>
@@ -18071,7 +18167,6 @@
                 <w:cs/>
                 <w:lang w:bidi="ta-IN"/>
               </w:rPr>
-              <w:lastRenderedPageBreak/>
               <w:t>64)</w:t>
             </w:r>
             <w:r>
@@ -18613,6 +18708,7 @@
                 <w:cs/>
                 <w:lang w:bidi="ta-IN"/>
               </w:rPr>
+              <w:lastRenderedPageBreak/>
               <w:t>54)</w:t>
             </w:r>
             <w:r>
@@ -23911,6 +24007,7 @@
                 <w:cs/>
                 <w:lang w:bidi="ta-IN"/>
               </w:rPr>
+              <w:lastRenderedPageBreak/>
               <w:t>ஸு</w:t>
             </w:r>
             <w:r>
@@ -26394,17 +26491,7 @@
                 <w:cs/>
                 <w:lang w:bidi="ta-IN"/>
               </w:rPr>
-              <w:t xml:space="preserve"> ஸ்த்வம் </w:t>
-            </w:r>
-            <w:r>
-              <w:rPr>
-                <w:rFonts w:ascii="Latha" w:hAnsi="Latha" w:cs="Latha"/>
-                <w:szCs w:val="28"/>
-                <w:cs/>
-                <w:lang w:bidi="ta-IN"/>
-              </w:rPr>
-              <w:lastRenderedPageBreak/>
-              <w:t>பா</w:t>
+              <w:t xml:space="preserve"> ஸ்த்வம் பா</w:t>
             </w:r>
             <w:r>
               <w:rPr>
@@ -26678,7 +26765,6 @@
                 <w:cs/>
                 <w:lang w:bidi="ta-IN"/>
               </w:rPr>
-              <w:lastRenderedPageBreak/>
               <w:t>3)</w:t>
             </w:r>
             <w:r>
@@ -27327,17 +27413,7 @@
                 <w:cs/>
                 <w:lang w:bidi="ta-IN"/>
               </w:rPr>
-              <w:t xml:space="preserve"> ஸ்த்வம் </w:t>
-            </w:r>
-            <w:r>
-              <w:rPr>
-                <w:rFonts w:ascii="Latha" w:hAnsi="Latha" w:cs="Latha"/>
-                <w:szCs w:val="28"/>
-                <w:cs/>
-                <w:lang w:bidi="ta-IN"/>
-              </w:rPr>
-              <w:lastRenderedPageBreak/>
-              <w:t>பா</w:t>
+              <w:t xml:space="preserve"> ஸ்த்வம் பா</w:t>
             </w:r>
             <w:r>
               <w:rPr>
@@ -33862,6 +33938,7 @@
               </w:rPr>
               <w:t>3</w:t>
             </w:r>
+            <w:proofErr w:type="gramStart"/>
             <w:r>
               <w:rPr>
                 <w:rFonts w:ascii="Latha" w:hAnsi="Latha" w:cs="Latha"/>
@@ -33881,6 +33958,7 @@
               </w:rPr>
               <w:t>(</w:t>
             </w:r>
+            <w:proofErr w:type="gramEnd"/>
             <w:r>
               <w:rPr>
                 <w:rFonts w:cs="Latha"/>
@@ -33939,6 +34017,7 @@
               </w:rPr>
               <w:t>…</w:t>
             </w:r>
+            <w:proofErr w:type="gramStart"/>
             <w:r>
               <w:rPr>
                 <w:rFonts w:ascii="Latha" w:hAnsi="Latha" w:cs="Latha"/>
@@ -33958,6 +34037,7 @@
               </w:rPr>
               <w:t>(</w:t>
             </w:r>
+            <w:proofErr w:type="gramEnd"/>
             <w:r>
               <w:rPr>
                 <w:rFonts w:cs="Latha"/>
@@ -34194,6 +34274,7 @@
                 <w:cs/>
                 <w:lang w:bidi="ta-IN"/>
               </w:rPr>
+              <w:lastRenderedPageBreak/>
               <w:t>அக்</w:t>
             </w:r>
             <w:r>
@@ -36503,7 +36584,6 @@
                 <w:cs/>
                 <w:lang w:bidi="ta-IN"/>
               </w:rPr>
-              <w:lastRenderedPageBreak/>
               <w:t>பத்னீ</w:t>
             </w:r>
             <w:r>
@@ -38289,7 +38369,6 @@
                 <w:cs/>
                 <w:lang w:bidi="ta-IN"/>
               </w:rPr>
-              <w:lastRenderedPageBreak/>
               <w:t>ஹாரியோஜ</w:t>
             </w:r>
             <w:r>
@@ -38458,7 +38537,6 @@
                 <w:cs/>
                 <w:lang w:bidi="ta-IN"/>
               </w:rPr>
-              <w:lastRenderedPageBreak/>
               <w:t>2)</w:t>
             </w:r>
             <w:r>
@@ -40120,17 +40198,7 @@
                 <w:cs/>
                 <w:lang w:bidi="ta-IN"/>
               </w:rPr>
-              <w:t xml:space="preserve"> </w:t>
-            </w:r>
-            <w:r>
-              <w:rPr>
-                <w:rFonts w:ascii="Latha" w:hAnsi="Latha" w:cs="Latha"/>
-                <w:szCs w:val="28"/>
-                <w:cs/>
-                <w:lang w:bidi="ta-IN"/>
-              </w:rPr>
-              <w:lastRenderedPageBreak/>
-              <w:t>ஸ்தா</w:t>
+              <w:t xml:space="preserve"> ஸ்தா</w:t>
             </w:r>
             <w:r>
               <w:rPr>
@@ -48715,7 +48783,6 @@
                 <w:cs/>
                 <w:lang w:bidi="ta-IN"/>
               </w:rPr>
-              <w:lastRenderedPageBreak/>
               <w:t>9</w:t>
             </w:r>
             <w:r>
@@ -50643,6 +50710,16 @@
           <w:u w:val="single"/>
         </w:rPr>
       </w:pPr>
+      <w:r>
+        <w:rPr>
+          <w:b/>
+          <w:bCs/>
+          <w:sz w:val="32"/>
+          <w:szCs w:val="32"/>
+          <w:u w:val="single"/>
+        </w:rPr>
+        <w:t>===========</w:t>
+      </w:r>
     </w:p>
     <w:p>
       <w:pPr>
@@ -51099,6 +51176,29 @@
         </w:tc>
       </w:tr>
     </w:tbl>
+    <w:p>
+      <w:pPr>
+        <w:spacing w:before="0" w:line="240" w:lineRule="auto"/>
+        <w:jc w:val="center"/>
+        <w:rPr>
+          <w:b/>
+          <w:bCs/>
+          <w:sz w:val="32"/>
+          <w:szCs w:val="32"/>
+          <w:u w:val="single"/>
+        </w:rPr>
+      </w:pPr>
+      <w:r>
+        <w:rPr>
+          <w:b/>
+          <w:bCs/>
+          <w:sz w:val="32"/>
+          <w:szCs w:val="32"/>
+          <w:u w:val="single"/>
+        </w:rPr>
+        <w:t>===========</w:t>
+      </w:r>
+    </w:p>
     <w:p>
       <w:pPr>
         <w:spacing w:before="0" w:line="240" w:lineRule="auto"/>

--- a/TS Jatai Ghanam Project/TS 1.4/TS 1.4 Ghanam Tamil Corrections.docx
+++ b/TS Jatai Ghanam Project/TS 1.4/TS 1.4 Ghanam Tamil Corrections.docx
@@ -1994,6 +1994,700 @@
                 <w:lang w:bidi="ta-IN"/>
               </w:rPr>
               <w:t xml:space="preserve">| </w:t>
+            </w:r>
+          </w:p>
+        </w:tc>
+      </w:tr>
+      <w:tr>
+        <w:trPr>
+          <w:trHeight w:val="1545"/>
+        </w:trPr>
+        <w:tc>
+          <w:tcPr>
+            <w:tcW w:w="7450" w:type="dxa"/>
+          </w:tcPr>
+          <w:p>
+            <w:pPr>
+              <w:autoSpaceDE w:val="0"/>
+              <w:autoSpaceDN w:val="0"/>
+              <w:adjustRightInd w:val="0"/>
+              <w:rPr>
+                <w:rFonts w:ascii="Latha" w:hAnsi="Latha" w:cs="Latha"/>
+                <w:szCs w:val="28"/>
+                <w:lang w:bidi="ta-IN"/>
+              </w:rPr>
+            </w:pPr>
+            <w:r>
+              <w:rPr>
+                <w:rFonts w:cs="Latha"/>
+                <w:b/>
+                <w:bCs/>
+                <w:szCs w:val="28"/>
+                <w:cs/>
+                <w:lang w:bidi="ta-IN"/>
+              </w:rPr>
+              <w:t>40</w:t>
+            </w:r>
+            <w:r>
+              <w:rPr>
+                <w:rFonts w:cs="Latha"/>
+                <w:b/>
+                <w:bCs/>
+                <w:szCs w:val="28"/>
+                <w:lang w:bidi="ta-IN"/>
+              </w:rPr>
+              <w:t>)</w:t>
+            </w:r>
+            <w:r>
+              <w:rPr>
+                <w:rFonts w:ascii="Latha" w:hAnsi="Latha" w:cs="Latha"/>
+                <w:szCs w:val="28"/>
+                <w:lang w:bidi="ta-IN"/>
+              </w:rPr>
+              <w:tab/>
+            </w:r>
+            <w:r>
+              <w:rPr>
+                <w:rFonts w:cs="Latha"/>
+                <w:b/>
+                <w:bCs/>
+                <w:szCs w:val="28"/>
+                <w:cs/>
+                <w:lang w:bidi="ta-IN"/>
+              </w:rPr>
+              <w:t>1</w:t>
+            </w:r>
+            <w:r>
+              <w:rPr>
+                <w:rFonts w:cs="Latha"/>
+                <w:b/>
+                <w:bCs/>
+                <w:szCs w:val="28"/>
+                <w:lang w:bidi="ta-IN"/>
+              </w:rPr>
+              <w:t>.</w:t>
+            </w:r>
+            <w:r>
+              <w:rPr>
+                <w:rFonts w:cs="Latha"/>
+                <w:b/>
+                <w:bCs/>
+                <w:szCs w:val="28"/>
+                <w:cs/>
+                <w:lang w:bidi="ta-IN"/>
+              </w:rPr>
+              <w:t>4.</w:t>
+            </w:r>
+            <w:r>
+              <w:rPr>
+                <w:rFonts w:cs="Latha"/>
+                <w:b/>
+                <w:bCs/>
+                <w:szCs w:val="28"/>
+                <w:cs/>
+                <w:lang w:bidi="ta-IN"/>
+              </w:rPr>
+              <w:t>46</w:t>
+            </w:r>
+            <w:r>
+              <w:rPr>
+                <w:rFonts w:cs="Latha"/>
+                <w:b/>
+                <w:bCs/>
+                <w:szCs w:val="28"/>
+                <w:lang w:bidi="ta-IN"/>
+              </w:rPr>
+              <w:t>.3</w:t>
+            </w:r>
+            <w:r>
+              <w:rPr>
+                <w:rFonts w:cs="Latha"/>
+                <w:b/>
+                <w:bCs/>
+                <w:szCs w:val="28"/>
+                <w:lang w:bidi="ta-IN"/>
+              </w:rPr>
+              <w:t>(</w:t>
+            </w:r>
+            <w:r>
+              <w:rPr>
+                <w:rFonts w:cs="Latha"/>
+                <w:b/>
+                <w:bCs/>
+                <w:szCs w:val="28"/>
+                <w:cs/>
+                <w:lang w:bidi="ta-IN"/>
+              </w:rPr>
+              <w:t>38</w:t>
+            </w:r>
+            <w:r>
+              <w:rPr>
+                <w:rFonts w:cs="Latha"/>
+                <w:b/>
+                <w:bCs/>
+                <w:szCs w:val="28"/>
+                <w:lang w:bidi="ta-IN"/>
+              </w:rPr>
+              <w:t>)</w:t>
+            </w:r>
+            <w:r>
+              <w:rPr>
+                <w:rFonts w:ascii="Latha" w:hAnsi="Latha" w:cs="Latha"/>
+                <w:szCs w:val="28"/>
+                <w:lang w:bidi="ta-IN"/>
+              </w:rPr>
+              <w:t xml:space="preserve">- </w:t>
+            </w:r>
+            <w:r>
+              <w:rPr>
+                <w:rFonts w:ascii="Latha" w:hAnsi="Latha" w:cs="Latha"/>
+                <w:szCs w:val="28"/>
+                <w:cs/>
+                <w:lang w:bidi="ta-IN"/>
+              </w:rPr>
+              <w:t>வாஜ</w:t>
+            </w:r>
+            <w:r>
+              <w:rPr>
+                <w:rFonts w:ascii="BRH Tamil Tab Extra" w:hAnsi="BRH Tamil Tab Extra" w:cs="Latha"/>
+                <w:b/>
+                <w:bCs/>
+                <w:sz w:val="32"/>
+                <w:szCs w:val="32"/>
+                <w:lang w:bidi="ta-IN"/>
+              </w:rPr>
+              <w:t>†</w:t>
+            </w:r>
+            <w:r>
+              <w:rPr>
+                <w:rFonts w:ascii="Latha" w:hAnsi="Latha" w:cs="Latha"/>
+                <w:szCs w:val="28"/>
+                <w:cs/>
+                <w:lang w:bidi="ta-IN"/>
+              </w:rPr>
+              <w:t xml:space="preserve">ஸாதௌ </w:t>
+            </w:r>
+            <w:r>
+              <w:rPr>
+                <w:rFonts w:ascii="Latha" w:hAnsi="Latha" w:cs="Latha"/>
+                <w:szCs w:val="28"/>
+                <w:lang w:bidi="ta-IN"/>
+              </w:rPr>
+              <w:t>||</w:t>
+            </w:r>
+          </w:p>
+          <w:p>
+            <w:pPr>
+              <w:autoSpaceDE w:val="0"/>
+              <w:autoSpaceDN w:val="0"/>
+              <w:adjustRightInd w:val="0"/>
+              <w:rPr>
+                <w:rFonts w:cs="Latha"/>
+                <w:b/>
+                <w:bCs/>
+                <w:szCs w:val="28"/>
+                <w:cs/>
+                <w:lang w:bidi="ta-IN"/>
+              </w:rPr>
+            </w:pPr>
+            <w:r>
+              <w:rPr>
+                <w:rFonts w:ascii="Latha" w:hAnsi="Latha" w:cs="Latha"/>
+                <w:szCs w:val="28"/>
+                <w:cs/>
+                <w:lang w:bidi="ta-IN"/>
+              </w:rPr>
+              <w:t>வாஜ</w:t>
+            </w:r>
+            <w:r>
+              <w:rPr>
+                <w:rFonts w:ascii="BRH Tamil Tab Extra" w:hAnsi="BRH Tamil Tab Extra" w:cs="Latha"/>
+                <w:b/>
+                <w:bCs/>
+                <w:sz w:val="32"/>
+                <w:szCs w:val="32"/>
+                <w:lang w:bidi="ta-IN"/>
+              </w:rPr>
+              <w:t>†</w:t>
+            </w:r>
+            <w:r>
+              <w:rPr>
+                <w:rFonts w:ascii="Latha" w:hAnsi="Latha" w:cs="Latha"/>
+                <w:szCs w:val="28"/>
+                <w:cs/>
+                <w:lang w:bidi="ta-IN"/>
+              </w:rPr>
+              <w:t>ஸா</w:t>
+            </w:r>
+            <w:r>
+              <w:rPr>
+                <w:rFonts w:ascii="Latha" w:hAnsi="Latha" w:cs="Latha"/>
+                <w:szCs w:val="28"/>
+                <w:highlight w:val="yellow"/>
+                <w:cs/>
+                <w:lang w:bidi="ta-IN"/>
+              </w:rPr>
+              <w:t>த</w:t>
+            </w:r>
+            <w:r>
+              <w:rPr>
+                <w:rFonts w:ascii="BRH Tamil Tab Extra" w:hAnsi="BRH Tamil Tab Extra" w:cs="Latha"/>
+                <w:b/>
+                <w:bCs/>
+                <w:sz w:val="32"/>
+                <w:szCs w:val="32"/>
+                <w:highlight w:val="yellow"/>
+                <w:lang w:bidi="ta-IN"/>
+              </w:rPr>
+              <w:t>…</w:t>
+            </w:r>
+            <w:r>
+              <w:rPr>
+                <w:rFonts w:ascii="Latha" w:hAnsi="Latha" w:cs="Latha"/>
+                <w:szCs w:val="28"/>
+                <w:cs/>
+                <w:lang w:bidi="ta-IN"/>
+              </w:rPr>
+              <w:t>விதி</w:t>
+            </w:r>
+            <w:r>
+              <w:rPr>
+                <w:rFonts w:ascii="BRH Tamil Tab Extra" w:hAnsi="BRH Tamil Tab Extra" w:cs="Latha"/>
+                <w:b/>
+                <w:bCs/>
+                <w:sz w:val="32"/>
+                <w:szCs w:val="32"/>
+                <w:lang w:bidi="ta-IN"/>
+              </w:rPr>
+              <w:t>…</w:t>
+            </w:r>
+            <w:r>
+              <w:rPr>
+                <w:rFonts w:ascii="Latha" w:hAnsi="Latha" w:cs="Latha"/>
+                <w:szCs w:val="28"/>
+                <w:lang w:bidi="ta-IN"/>
+              </w:rPr>
+              <w:t xml:space="preserve"> </w:t>
+            </w:r>
+            <w:r>
+              <w:rPr>
+                <w:rFonts w:ascii="Latha" w:hAnsi="Latha" w:cs="Latha"/>
+                <w:szCs w:val="28"/>
+                <w:cs/>
+                <w:lang w:bidi="ta-IN"/>
+              </w:rPr>
+              <w:t>வாஜ</w:t>
+            </w:r>
+            <w:r>
+              <w:rPr>
+                <w:rFonts w:ascii="BRH Tamil Tab Extra" w:hAnsi="BRH Tamil Tab Extra" w:cs="Latha"/>
+                <w:b/>
+                <w:bCs/>
+                <w:sz w:val="32"/>
+                <w:szCs w:val="32"/>
+                <w:lang w:bidi="ta-IN"/>
+              </w:rPr>
+              <w:t>†</w:t>
+            </w:r>
+            <w:r>
+              <w:rPr>
+                <w:rFonts w:ascii="Latha" w:hAnsi="Latha" w:cs="Latha"/>
+                <w:szCs w:val="28"/>
+                <w:lang w:bidi="ta-IN"/>
+              </w:rPr>
+              <w:t xml:space="preserve"> - </w:t>
+            </w:r>
+            <w:r>
+              <w:rPr>
+                <w:rFonts w:ascii="Latha" w:hAnsi="Latha" w:cs="Latha"/>
+                <w:szCs w:val="28"/>
+                <w:cs/>
+                <w:lang w:bidi="ta-IN"/>
+              </w:rPr>
+              <w:t>ஸா</w:t>
+            </w:r>
+            <w:r>
+              <w:rPr>
+                <w:rFonts w:ascii="BRH Tamil Tab Extra" w:hAnsi="BRH Tamil Tab Extra" w:cs="Latha"/>
+                <w:b/>
+                <w:bCs/>
+                <w:sz w:val="32"/>
+                <w:szCs w:val="32"/>
+                <w:lang w:bidi="ta-IN"/>
+              </w:rPr>
+              <w:t>…</w:t>
+            </w:r>
+            <w:r>
+              <w:rPr>
+                <w:rFonts w:ascii="Latha" w:hAnsi="Latha" w:cs="Latha"/>
+                <w:szCs w:val="28"/>
+                <w:cs/>
+                <w:lang w:bidi="ta-IN"/>
+              </w:rPr>
+              <w:t>தௌ</w:t>
+            </w:r>
+            <w:r>
+              <w:rPr>
+                <w:rFonts w:ascii="BRH Tamil Tab Extra" w:hAnsi="BRH Tamil Tab Extra" w:cs="Latha"/>
+                <w:b/>
+                <w:bCs/>
+                <w:sz w:val="32"/>
+                <w:szCs w:val="32"/>
+                <w:lang w:bidi="ta-IN"/>
+              </w:rPr>
+              <w:t>…</w:t>
+            </w:r>
+            <w:r>
+              <w:rPr>
+                <w:rFonts w:ascii="Latha" w:hAnsi="Latha" w:cs="Latha"/>
+                <w:szCs w:val="28"/>
+                <w:lang w:bidi="ta-IN"/>
+              </w:rPr>
+              <w:t xml:space="preserve"> |</w:t>
+            </w:r>
+          </w:p>
+        </w:tc>
+        <w:tc>
+          <w:tcPr>
+            <w:tcW w:w="6946" w:type="dxa"/>
+          </w:tcPr>
+          <w:p>
+            <w:pPr>
+              <w:autoSpaceDE w:val="0"/>
+              <w:autoSpaceDN w:val="0"/>
+              <w:adjustRightInd w:val="0"/>
+              <w:rPr>
+                <w:rFonts w:ascii="Latha" w:hAnsi="Latha" w:cs="Latha"/>
+                <w:szCs w:val="28"/>
+                <w:lang w:bidi="ta-IN"/>
+              </w:rPr>
+            </w:pPr>
+            <w:r>
+              <w:rPr>
+                <w:rFonts w:cs="Latha"/>
+                <w:b/>
+                <w:bCs/>
+                <w:szCs w:val="28"/>
+                <w:cs/>
+                <w:lang w:bidi="ta-IN"/>
+              </w:rPr>
+              <w:t>40</w:t>
+            </w:r>
+            <w:r>
+              <w:rPr>
+                <w:rFonts w:cs="Latha"/>
+                <w:b/>
+                <w:bCs/>
+                <w:szCs w:val="28"/>
+                <w:lang w:bidi="ta-IN"/>
+              </w:rPr>
+              <w:t>)</w:t>
+            </w:r>
+            <w:r>
+              <w:rPr>
+                <w:rFonts w:ascii="Latha" w:hAnsi="Latha" w:cs="Latha"/>
+                <w:szCs w:val="28"/>
+                <w:lang w:bidi="ta-IN"/>
+              </w:rPr>
+              <w:tab/>
+            </w:r>
+            <w:r>
+              <w:rPr>
+                <w:rFonts w:cs="Latha"/>
+                <w:b/>
+                <w:bCs/>
+                <w:szCs w:val="28"/>
+                <w:cs/>
+                <w:lang w:bidi="ta-IN"/>
+              </w:rPr>
+              <w:t>1</w:t>
+            </w:r>
+            <w:r>
+              <w:rPr>
+                <w:rFonts w:cs="Latha"/>
+                <w:b/>
+                <w:bCs/>
+                <w:szCs w:val="28"/>
+                <w:lang w:bidi="ta-IN"/>
+              </w:rPr>
+              <w:t>.</w:t>
+            </w:r>
+            <w:r>
+              <w:rPr>
+                <w:rFonts w:cs="Latha"/>
+                <w:b/>
+                <w:bCs/>
+                <w:szCs w:val="28"/>
+                <w:cs/>
+                <w:lang w:bidi="ta-IN"/>
+              </w:rPr>
+              <w:t>4.</w:t>
+            </w:r>
+            <w:r>
+              <w:rPr>
+                <w:rFonts w:cs="Latha"/>
+                <w:b/>
+                <w:bCs/>
+                <w:szCs w:val="28"/>
+                <w:cs/>
+                <w:lang w:bidi="ta-IN"/>
+              </w:rPr>
+              <w:t>46</w:t>
+            </w:r>
+            <w:r>
+              <w:rPr>
+                <w:rFonts w:cs="Latha"/>
+                <w:b/>
+                <w:bCs/>
+                <w:szCs w:val="28"/>
+                <w:lang w:bidi="ta-IN"/>
+              </w:rPr>
+              <w:t>.3</w:t>
+            </w:r>
+            <w:r>
+              <w:rPr>
+                <w:rFonts w:cs="Latha"/>
+                <w:b/>
+                <w:bCs/>
+                <w:szCs w:val="28"/>
+                <w:lang w:bidi="ta-IN"/>
+              </w:rPr>
+              <w:t>(</w:t>
+            </w:r>
+            <w:r>
+              <w:rPr>
+                <w:rFonts w:cs="Latha"/>
+                <w:b/>
+                <w:bCs/>
+                <w:szCs w:val="28"/>
+                <w:cs/>
+                <w:lang w:bidi="ta-IN"/>
+              </w:rPr>
+              <w:t>38</w:t>
+            </w:r>
+            <w:r>
+              <w:rPr>
+                <w:rFonts w:cs="Latha"/>
+                <w:b/>
+                <w:bCs/>
+                <w:szCs w:val="28"/>
+                <w:lang w:bidi="ta-IN"/>
+              </w:rPr>
+              <w:t>)</w:t>
+            </w:r>
+            <w:r>
+              <w:rPr>
+                <w:rFonts w:ascii="Latha" w:hAnsi="Latha" w:cs="Latha"/>
+                <w:szCs w:val="28"/>
+                <w:lang w:bidi="ta-IN"/>
+              </w:rPr>
+              <w:t xml:space="preserve">- </w:t>
+            </w:r>
+            <w:r>
+              <w:rPr>
+                <w:rFonts w:ascii="Latha" w:hAnsi="Latha" w:cs="Latha"/>
+                <w:szCs w:val="28"/>
+                <w:cs/>
+                <w:lang w:bidi="ta-IN"/>
+              </w:rPr>
+              <w:t>வாஜ</w:t>
+            </w:r>
+            <w:r>
+              <w:rPr>
+                <w:rFonts w:ascii="BRH Tamil Tab Extra" w:hAnsi="BRH Tamil Tab Extra" w:cs="Latha"/>
+                <w:b/>
+                <w:bCs/>
+                <w:sz w:val="32"/>
+                <w:szCs w:val="32"/>
+                <w:lang w:bidi="ta-IN"/>
+              </w:rPr>
+              <w:t>†</w:t>
+            </w:r>
+            <w:r>
+              <w:rPr>
+                <w:rFonts w:ascii="Latha" w:hAnsi="Latha" w:cs="Latha"/>
+                <w:szCs w:val="28"/>
+                <w:cs/>
+                <w:lang w:bidi="ta-IN"/>
+              </w:rPr>
+              <w:t xml:space="preserve">ஸாதௌ </w:t>
+            </w:r>
+            <w:r>
+              <w:rPr>
+                <w:rFonts w:ascii="Latha" w:hAnsi="Latha" w:cs="Latha"/>
+                <w:szCs w:val="28"/>
+                <w:lang w:bidi="ta-IN"/>
+              </w:rPr>
+              <w:t>||</w:t>
+            </w:r>
+          </w:p>
+          <w:p>
+            <w:pPr>
+              <w:autoSpaceDE w:val="0"/>
+              <w:autoSpaceDN w:val="0"/>
+              <w:adjustRightInd w:val="0"/>
+              <w:rPr>
+                <w:rFonts w:cs="Latha"/>
+                <w:b/>
+                <w:bCs/>
+                <w:szCs w:val="28"/>
+                <w:cs/>
+                <w:lang w:bidi="ta-IN"/>
+              </w:rPr>
+            </w:pPr>
+            <w:r>
+              <w:rPr>
+                <w:rFonts w:ascii="Latha" w:hAnsi="Latha" w:cs="Latha"/>
+                <w:szCs w:val="28"/>
+                <w:cs/>
+                <w:lang w:bidi="ta-IN"/>
+              </w:rPr>
+              <w:t>வாஜ</w:t>
+            </w:r>
+            <w:r>
+              <w:rPr>
+                <w:rFonts w:ascii="BRH Tamil Tab Extra" w:hAnsi="BRH Tamil Tab Extra" w:cs="Latha"/>
+                <w:b/>
+                <w:bCs/>
+                <w:sz w:val="32"/>
+                <w:szCs w:val="32"/>
+                <w:lang w:bidi="ta-IN"/>
+              </w:rPr>
+              <w:t>†</w:t>
+            </w:r>
+            <w:r>
+              <w:rPr>
+                <w:rFonts w:ascii="Latha" w:hAnsi="Latha" w:cs="Latha"/>
+                <w:szCs w:val="28"/>
+                <w:cs/>
+                <w:lang w:bidi="ta-IN"/>
+              </w:rPr>
+              <w:t>ஸா</w:t>
+            </w:r>
+            <w:r>
+              <w:rPr>
+                <w:rFonts w:ascii="Latha" w:hAnsi="Latha" w:cs="Latha"/>
+                <w:szCs w:val="28"/>
+                <w:highlight w:val="green"/>
+                <w:cs/>
+                <w:lang w:bidi="ta-IN"/>
+              </w:rPr>
+              <w:t>தா</w:t>
+            </w:r>
+            <w:r>
+              <w:rPr>
+                <w:rFonts w:ascii="BRH Tamil Tab Extra" w:hAnsi="BRH Tamil Tab Extra" w:cs="Latha"/>
+                <w:b/>
+                <w:bCs/>
+                <w:sz w:val="32"/>
+                <w:szCs w:val="32"/>
+                <w:lang w:bidi="ta-IN"/>
+              </w:rPr>
+              <w:t>…</w:t>
+            </w:r>
+            <w:r>
+              <w:rPr>
+                <w:rFonts w:ascii="Latha" w:hAnsi="Latha" w:cs="Latha"/>
+                <w:szCs w:val="28"/>
+                <w:cs/>
+                <w:lang w:bidi="ta-IN"/>
+              </w:rPr>
+              <w:t>விதி</w:t>
+            </w:r>
+            <w:r>
+              <w:rPr>
+                <w:rFonts w:ascii="BRH Tamil Tab Extra" w:hAnsi="BRH Tamil Tab Extra" w:cs="Latha"/>
+                <w:b/>
+                <w:bCs/>
+                <w:sz w:val="32"/>
+                <w:szCs w:val="32"/>
+                <w:lang w:bidi="ta-IN"/>
+              </w:rPr>
+              <w:t>…</w:t>
+            </w:r>
+            <w:r>
+              <w:rPr>
+                <w:rFonts w:ascii="Latha" w:hAnsi="Latha" w:cs="Latha"/>
+                <w:szCs w:val="28"/>
+                <w:lang w:bidi="ta-IN"/>
+              </w:rPr>
+              <w:t xml:space="preserve"> </w:t>
+            </w:r>
+            <w:r>
+              <w:rPr>
+                <w:rFonts w:ascii="Latha" w:hAnsi="Latha" w:cs="Latha"/>
+                <w:szCs w:val="28"/>
+                <w:cs/>
+                <w:lang w:bidi="ta-IN"/>
+              </w:rPr>
+              <w:t>வாஜ</w:t>
+            </w:r>
+            <w:r>
+              <w:rPr>
+                <w:rFonts w:ascii="BRH Tamil Tab Extra" w:hAnsi="BRH Tamil Tab Extra" w:cs="Latha"/>
+                <w:b/>
+                <w:bCs/>
+                <w:sz w:val="32"/>
+                <w:szCs w:val="32"/>
+                <w:lang w:bidi="ta-IN"/>
+              </w:rPr>
+              <w:t>†</w:t>
+            </w:r>
+            <w:r>
+              <w:rPr>
+                <w:rFonts w:ascii="Latha" w:hAnsi="Latha" w:cs="Latha"/>
+                <w:szCs w:val="28"/>
+                <w:lang w:bidi="ta-IN"/>
+              </w:rPr>
+              <w:t xml:space="preserve"> - </w:t>
+            </w:r>
+            <w:r>
+              <w:rPr>
+                <w:rFonts w:ascii="Latha" w:hAnsi="Latha" w:cs="Latha"/>
+                <w:szCs w:val="28"/>
+                <w:cs/>
+                <w:lang w:bidi="ta-IN"/>
+              </w:rPr>
+              <w:t>ஸா</w:t>
+            </w:r>
+            <w:r>
+              <w:rPr>
+                <w:rFonts w:ascii="BRH Tamil Tab Extra" w:hAnsi="BRH Tamil Tab Extra" w:cs="Latha"/>
+                <w:b/>
+                <w:bCs/>
+                <w:sz w:val="32"/>
+                <w:szCs w:val="32"/>
+                <w:lang w:bidi="ta-IN"/>
+              </w:rPr>
+              <w:t>…</w:t>
+            </w:r>
+            <w:r>
+              <w:rPr>
+                <w:rFonts w:ascii="Latha" w:hAnsi="Latha" w:cs="Latha"/>
+                <w:szCs w:val="28"/>
+                <w:cs/>
+                <w:lang w:bidi="ta-IN"/>
+              </w:rPr>
+              <w:t>தௌ</w:t>
+            </w:r>
+            <w:r>
+              <w:rPr>
+                <w:rFonts w:ascii="BRH Tamil Tab Extra" w:hAnsi="BRH Tamil Tab Extra" w:cs="Latha"/>
+                <w:b/>
+                <w:bCs/>
+                <w:sz w:val="32"/>
+                <w:szCs w:val="32"/>
+                <w:lang w:bidi="ta-IN"/>
+              </w:rPr>
+              <w:t>…</w:t>
+            </w:r>
+            <w:r>
+              <w:rPr>
+                <w:rFonts w:ascii="Latha" w:hAnsi="Latha" w:cs="Latha"/>
+                <w:szCs w:val="28"/>
+                <w:lang w:bidi="ta-IN"/>
+              </w:rPr>
+              <w:t xml:space="preserve"> |</w:t>
             </w:r>
           </w:p>
         </w:tc>
@@ -2159,7 +2853,6 @@
           <w:szCs w:val="32"/>
           <w:u w:val="single"/>
         </w:rPr>
-        <w:lastRenderedPageBreak/>
         <w:t xml:space="preserve">TS </w:t>
       </w:r>
       <w:r>
@@ -3898,6 +4591,7 @@
                 <w:sz w:val="32"/>
                 <w:szCs w:val="40"/>
               </w:rPr>
+              <w:lastRenderedPageBreak/>
               <w:t xml:space="preserve"> </w:t>
             </w:r>
             <w:r>
@@ -4468,7 +5162,6 @@
                 <w:cs/>
                 <w:lang w:bidi="ta-IN"/>
               </w:rPr>
-              <w:lastRenderedPageBreak/>
               <w:t>ஸு</w:t>
             </w:r>
             <w:r>
@@ -7017,6 +7710,7 @@
                 <w:cs/>
                 <w:lang w:bidi="ta-IN"/>
               </w:rPr>
+              <w:lastRenderedPageBreak/>
               <w:t>41</w:t>
             </w:r>
             <w:r>
@@ -7602,7 +8296,6 @@
                 <w:cs/>
                 <w:lang w:bidi="ta-IN"/>
               </w:rPr>
-              <w:lastRenderedPageBreak/>
               <w:t>ஸுப</w:t>
             </w:r>
             <w:r>
@@ -9692,7 +10385,17 @@
                 <w:cs/>
                 <w:lang w:bidi="ta-IN"/>
               </w:rPr>
-              <w:t>க்ஷ ம</w:t>
+              <w:t xml:space="preserve">க்ஷ </w:t>
+            </w:r>
+            <w:r>
+              <w:rPr>
+                <w:rFonts w:ascii="Latha" w:hAnsi="Latha" w:cs="Latha"/>
+                <w:szCs w:val="28"/>
+                <w:cs/>
+                <w:lang w:bidi="ta-IN"/>
+              </w:rPr>
+              <w:lastRenderedPageBreak/>
+              <w:t>ம</w:t>
             </w:r>
             <w:r>
               <w:rPr>
@@ -9875,6 +10578,7 @@
                 <w:cs/>
                 <w:lang w:bidi="ta-IN"/>
               </w:rPr>
+              <w:lastRenderedPageBreak/>
               <w:t>33</w:t>
             </w:r>
             <w:r>
@@ -11045,7 +11749,17 @@
                 <w:cs/>
                 <w:lang w:bidi="ta-IN"/>
               </w:rPr>
-              <w:t>க்ஷ ம</w:t>
+              <w:t xml:space="preserve">க்ஷ </w:t>
+            </w:r>
+            <w:r>
+              <w:rPr>
+                <w:rFonts w:ascii="Latha" w:hAnsi="Latha" w:cs="Latha"/>
+                <w:szCs w:val="28"/>
+                <w:cs/>
+                <w:lang w:bidi="ta-IN"/>
+              </w:rPr>
+              <w:lastRenderedPageBreak/>
+              <w:t>ம</w:t>
             </w:r>
             <w:r>
               <w:rPr>
@@ -14989,6 +15703,7 @@
                 <w:cs/>
                 <w:lang w:bidi="ta-IN"/>
               </w:rPr>
+              <w:lastRenderedPageBreak/>
               <w:t>28</w:t>
             </w:r>
             <w:r>
@@ -15651,17 +16366,7 @@
                 <w:cs/>
                 <w:lang w:bidi="ta-IN"/>
               </w:rPr>
-              <w:t xml:space="preserve"> </w:t>
-            </w:r>
-            <w:r>
-              <w:rPr>
-                <w:rFonts w:ascii="Latha" w:hAnsi="Latha" w:cs="Latha"/>
-                <w:szCs w:val="28"/>
-                <w:cs/>
-                <w:lang w:bidi="ta-IN"/>
-              </w:rPr>
-              <w:lastRenderedPageBreak/>
-              <w:t>ஸ</w:t>
+              <w:t xml:space="preserve"> ஸ</w:t>
             </w:r>
             <w:r>
               <w:rPr>
@@ -16212,7 +16917,6 @@
                 <w:cs/>
                 <w:lang w:bidi="ta-IN"/>
               </w:rPr>
-              <w:lastRenderedPageBreak/>
               <w:t>28</w:t>
             </w:r>
             <w:r>
@@ -16876,17 +17580,7 @@
                 <w:cs/>
                 <w:lang w:bidi="ta-IN"/>
               </w:rPr>
-              <w:t xml:space="preserve"> </w:t>
-            </w:r>
-            <w:r>
-              <w:rPr>
-                <w:rFonts w:ascii="Latha" w:hAnsi="Latha" w:cs="Latha"/>
-                <w:szCs w:val="28"/>
-                <w:cs/>
-                <w:lang w:bidi="ta-IN"/>
-              </w:rPr>
-              <w:lastRenderedPageBreak/>
-              <w:t>ஸ</w:t>
+              <w:t xml:space="preserve"> ஸ</w:t>
             </w:r>
             <w:r>
               <w:rPr>
@@ -17450,7 +18144,6 @@
                 <w:cs/>
                 <w:lang w:bidi="ta-IN"/>
               </w:rPr>
-              <w:lastRenderedPageBreak/>
               <w:t>23</w:t>
             </w:r>
             <w:r>
@@ -18119,7 +18812,25 @@
                 <w:sz w:val="32"/>
                 <w:szCs w:val="40"/>
               </w:rPr>
-              <w:t>(it is deergham)</w:t>
+              <w:t xml:space="preserve">(it is </w:t>
+            </w:r>
+            <w:proofErr w:type="spellStart"/>
+            <w:r>
+              <w:rPr>
+                <w:rFonts w:cs="Arial"/>
+                <w:sz w:val="32"/>
+                <w:szCs w:val="40"/>
+              </w:rPr>
+              <w:t>deergham</w:t>
+            </w:r>
+            <w:proofErr w:type="spellEnd"/>
+            <w:r>
+              <w:rPr>
+                <w:rFonts w:cs="Arial"/>
+                <w:sz w:val="32"/>
+                <w:szCs w:val="40"/>
+              </w:rPr>
+              <w:t>)</w:t>
             </w:r>
           </w:p>
           <w:p>
